--- a/Programacion II/Kit docente/Clase 11/Quiz Clase 11 - VetCare.docx
+++ b/Programacion II/Kit docente/Clase 11/Quiz Clase 11 - VetCare.docx
@@ -57,7 +57,7 @@
           <w:color w:val="2B2B2B"/>
           <w:sz w:val="22"/>
         </w:rPr>
-        <w:t>1. Al recibir el proyecto VetCare de otro equipo, ¿qué se verifica primero?</w:t>
+        <w:t>1. Al recibir el proyecto VetCare de otro estudiante, ¿qué se verifica primero?</w:t>
       </w:r>
     </w:p>
     <w:p>
@@ -351,7 +351,7 @@
           <w:color w:val="2B2B2B"/>
           <w:sz w:val="21"/>
         </w:rPr>
-        <w:t xml:space="preserve">     B) Para que la revisión no dependa del gusto del revisor y sea comparable entre equipos</w:t>
+        <w:t xml:space="preserve">     B) Para que la revisión no dependa del gusto del revisor y sea comparable entre un proyecto y otro</w:t>
       </w:r>
     </w:p>
     <w:p>
